--- a/files/hd2d/01_项目展示稿.docx
+++ b/files/hd2d/01_项目展示稿.docx
@@ -20,7 +20,7 @@
     </w:p>
     <w:p>
       <w:r>
-        <w:t>围绕探索、战斗、收益结算与永久成长，完成可玩的动作 RPG 序章。本材料展示规则拆解、系统衔接和迭代验证，供简历附件与面试讲解使用。</w:t>
+        <w:t>围绕探索、战斗、收益结算与永久成长，完成可玩的动作 RPG 序章。本材料展示规则拆解、系统衔接和迭代验证，用于介绍项目设计与实现成果。</w:t>
       </w:r>
     </w:p>
     <w:p>
@@ -782,7 +782,7 @@
         <w:pStyle w:val="Heading1"/>
       </w:pPr>
       <w:r>
-        <w:t>STAR 案例一 森林风险收益</w:t>
+        <w:t>设计案例一 森林风险收益</w:t>
       </w:r>
     </w:p>
     <w:p>
@@ -892,7 +892,7 @@
         <w:pStyle w:val="Heading1"/>
       </w:pPr>
       <w:r>
-        <w:t>STAR 案例二 关卡通路修正</w:t>
+        <w:t>设计案例二 关卡通路修正</w:t>
       </w:r>
     </w:p>
     <w:p>
@@ -1010,7 +1010,7 @@
         <w:pStyle w:val="Heading1"/>
       </w:pPr>
       <w:r>
-        <w:t>STAR 案例三 近战动作迭代</w:t>
+        <w:t>设计案例三 近战动作迭代</w:t>
       </w:r>
     </w:p>
     <w:p>
@@ -1120,7 +1120,7 @@
         <w:pStyle w:val="Heading1"/>
       </w:pPr>
       <w:r>
-        <w:t>成果证据与演示顺序</w:t>
+        <w:t>成果证据与验证范围</w:t>
       </w:r>
     </w:p>
     <w:p>
@@ -1534,7 +1534,7 @@
         <w:pStyle w:val="Heading2"/>
       </w:pPr>
       <w:r>
-        <w:t>90 秒演示安排</w:t>
+        <w:t>本轮复核范围</w:t>
       </w:r>
     </w:p>
     <w:tbl>
@@ -1545,9 +1545,9 @@
         <w:tblLook w:firstColumn="1" w:firstRow="1" w:lastColumn="0" w:lastRow="0" w:noHBand="0" w:noVBand="1" w:val="04A0"/>
       </w:tblPr>
       <w:tblGrid>
-        <w:gridCol w:w="1296"/>
-        <w:gridCol w:w="3672"/>
-        <w:gridCol w:w="4061"/>
+        <w:gridCol w:w="1584"/>
+        <w:gridCol w:w="5184"/>
+        <w:gridCol w:w="2261"/>
       </w:tblGrid>
       <w:tr>
         <w:trPr>
@@ -1555,7 +1555,7 @@
         </w:trPr>
         <w:tc>
           <w:tcPr>
-            <w:tcW w:type="dxa" w:w="1296"/>
+            <w:tcW w:type="dxa" w:w="1584"/>
             <w:vAlign w:val="center"/>
             <w:tcBorders>
               <w:top w:val="single" w:sz="4" w:color="D9D9D9"/>
@@ -1580,13 +1580,13 @@
                 <w:b/>
                 <w:sz w:val="18"/>
               </w:rPr>
-              <w:t>时间</w:t>
+              <w:t>检查项</w:t>
             </w:r>
           </w:p>
         </w:tc>
         <w:tc>
           <w:tcPr>
-            <w:tcW w:type="dxa" w:w="3672"/>
+            <w:tcW w:type="dxa" w:w="5184"/>
             <w:vAlign w:val="center"/>
             <w:tcBorders>
               <w:top w:val="single" w:sz="4" w:color="D9D9D9"/>
@@ -1611,13 +1611,13 @@
                 <w:b/>
                 <w:sz w:val="18"/>
               </w:rPr>
-              <w:t>展示内容</w:t>
+              <w:t>覆盖内容</w:t>
             </w:r>
           </w:p>
         </w:tc>
         <w:tc>
           <w:tcPr>
-            <w:tcW w:type="dxa" w:w="4061"/>
+            <w:tcW w:type="dxa" w:w="2261"/>
             <w:vAlign w:val="center"/>
             <w:tcBorders>
               <w:top w:val="single" w:sz="4" w:color="D9D9D9"/>
@@ -1642,7 +1642,7 @@
                 <w:b/>
                 <w:sz w:val="18"/>
               </w:rPr>
-              <w:t>传递的信息</w:t>
+              <w:t>本轮结果</w:t>
             </w:r>
           </w:p>
         </w:tc>
@@ -1650,7 +1650,7 @@
       <w:tr>
         <w:tc>
           <w:tcPr>
-            <w:tcW w:type="dxa" w:w="1296"/>
+            <w:tcW w:type="dxa" w:w="1584"/>
             <w:vAlign w:val="center"/>
             <w:tcBorders>
               <w:top w:val="single" w:sz="4" w:color="D9D9D9"/>
@@ -1675,13 +1675,13 @@
                 <w:b w:val="0"/>
                 <w:sz w:val="18"/>
               </w:rPr>
-              <w:t>0–8 秒</w:t>
+              <w:t>连招</w:t>
             </w:r>
           </w:p>
         </w:tc>
         <w:tc>
           <w:tcPr>
-            <w:tcW w:type="dxa" w:w="3672"/>
+            <w:tcW w:type="dxa" w:w="5184"/>
             <w:vAlign w:val="center"/>
             <w:tcBorders>
               <w:top w:val="single" w:sz="4" w:color="D9D9D9"/>
@@ -1706,13 +1706,13 @@
                 <w:b w:val="0"/>
                 <w:sz w:val="18"/>
               </w:rPr>
-              <w:t>港口与森林</w:t>
+              <w:t>三段衔接、资源消耗、第三段恢复</w:t>
             </w:r>
           </w:p>
         </w:tc>
         <w:tc>
           <w:tcPr>
-            <w:tcW w:type="dxa" w:w="4061"/>
+            <w:tcW w:type="dxa" w:w="2261"/>
             <w:vAlign w:val="center"/>
             <w:tcBorders>
               <w:top w:val="single" w:sz="4" w:color="D9D9D9"/>
@@ -1737,7 +1737,7 @@
                 <w:b w:val="0"/>
                 <w:sz w:val="18"/>
               </w:rPr>
-              <w:t>项目范围与个人职责</w:t>
+              <w:t>零失败</w:t>
             </w:r>
           </w:p>
         </w:tc>
@@ -1745,7 +1745,7 @@
       <w:tr>
         <w:tc>
           <w:tcPr>
-            <w:tcW w:type="dxa" w:w="1296"/>
+            <w:tcW w:type="dxa" w:w="1584"/>
             <w:vAlign w:val="center"/>
             <w:tcBorders>
               <w:top w:val="single" w:sz="4" w:color="D9D9D9"/>
@@ -1770,13 +1770,13 @@
                 <w:b w:val="0"/>
                 <w:sz w:val="18"/>
               </w:rPr>
-              <w:t>8–25 秒</w:t>
+              <w:t>序章规则</w:t>
             </w:r>
           </w:p>
         </w:tc>
         <w:tc>
           <w:tcPr>
-            <w:tcW w:type="dxa" w:w="3672"/>
+            <w:tcW w:type="dxa" w:w="5184"/>
             <w:vAlign w:val="center"/>
             <w:tcBorders>
               <w:top w:val="single" w:sz="4" w:color="D9D9D9"/>
@@ -1801,13 +1801,13 @@
                 <w:b w:val="0"/>
                 <w:sz w:val="18"/>
               </w:rPr>
-              <w:t>三段连招与闪避</w:t>
+              <w:t>提前撤离、真实击杀、防重、独立试玩档</w:t>
             </w:r>
           </w:p>
         </w:tc>
         <w:tc>
           <w:tcPr>
-            <w:tcW w:type="dxa" w:w="4061"/>
+            <w:tcW w:type="dxa" w:w="2261"/>
             <w:vAlign w:val="center"/>
             <w:tcBorders>
               <w:top w:val="single" w:sz="4" w:color="D9D9D9"/>
@@ -1832,7 +1832,7 @@
                 <w:b w:val="0"/>
                 <w:sz w:val="18"/>
               </w:rPr>
-              <w:t>动作规则与衔接取舍</w:t>
+              <w:t>零失败</w:t>
             </w:r>
           </w:p>
         </w:tc>
@@ -1840,7 +1840,7 @@
       <w:tr>
         <w:tc>
           <w:tcPr>
-            <w:tcW w:type="dxa" w:w="1296"/>
+            <w:tcW w:type="dxa" w:w="1584"/>
             <w:vAlign w:val="center"/>
             <w:tcBorders>
               <w:top w:val="single" w:sz="4" w:color="D9D9D9"/>
@@ -1865,13 +1865,13 @@
                 <w:b w:val="0"/>
                 <w:sz w:val="18"/>
               </w:rPr>
-              <w:t>25–40 秒</w:t>
+              <w:t>存档事务</w:t>
             </w:r>
           </w:p>
         </w:tc>
         <w:tc>
           <w:tcPr>
-            <w:tcW w:type="dxa" w:w="3672"/>
+            <w:tcW w:type="dxa" w:w="5184"/>
             <w:vAlign w:val="center"/>
             <w:tcBorders>
               <w:top w:val="single" w:sz="4" w:color="D9D9D9"/>
@@ -1896,13 +1896,13 @@
                 <w:b w:val="0"/>
                 <w:sz w:val="18"/>
               </w:rPr>
-              <w:t>森林路线与补给</w:t>
+              <w:t>未提交改动回滚、坏档回退、检查点</w:t>
             </w:r>
           </w:p>
         </w:tc>
         <w:tc>
           <w:tcPr>
-            <w:tcW w:type="dxa" w:w="4061"/>
+            <w:tcW w:type="dxa" w:w="2261"/>
             <w:vAlign w:val="center"/>
             <w:tcBorders>
               <w:top w:val="single" w:sz="4" w:color="D9D9D9"/>
@@ -1927,7 +1927,7 @@
                 <w:b w:val="0"/>
                 <w:sz w:val="18"/>
               </w:rPr>
-              <w:t>空间遭遇与通路执行</w:t>
+              <w:t>零失败</w:t>
             </w:r>
           </w:p>
         </w:tc>
@@ -1935,7 +1935,7 @@
       <w:tr>
         <w:tc>
           <w:tcPr>
-            <w:tcW w:type="dxa" w:w="1296"/>
+            <w:tcW w:type="dxa" w:w="1584"/>
             <w:vAlign w:val="center"/>
             <w:tcBorders>
               <w:top w:val="single" w:sz="4" w:color="D9D9D9"/>
@@ -1960,13 +1960,13 @@
                 <w:b w:val="0"/>
                 <w:sz w:val="18"/>
               </w:rPr>
-              <w:t>40–57 秒</w:t>
+              <w:t>森林通路</w:t>
             </w:r>
           </w:p>
         </w:tc>
         <w:tc>
           <w:tcPr>
-            <w:tcW w:type="dxa" w:w="3672"/>
+            <w:tcW w:type="dxa" w:w="5184"/>
             <w:vAlign w:val="center"/>
             <w:tcBorders>
               <w:top w:val="single" w:sz="4" w:color="D9D9D9"/>
@@ -1991,13 +1991,13 @@
                 <w:b w:val="0"/>
                 <w:sz w:val="18"/>
               </w:rPr>
-              <w:t>撤离或追猎及巨虎</w:t>
+              <w:t>中央路线、西侧坡道、追猎出口</w:t>
             </w:r>
           </w:p>
         </w:tc>
         <w:tc>
           <w:tcPr>
-            <w:tcW w:type="dxa" w:w="4061"/>
+            <w:tcW w:type="dxa" w:w="2261"/>
             <w:vAlign w:val="center"/>
             <w:tcBorders>
               <w:top w:val="single" w:sz="4" w:color="D9D9D9"/>
@@ -2022,7 +2022,7 @@
                 <w:b w:val="0"/>
                 <w:sz w:val="18"/>
               </w:rPr>
-              <w:t>基础收益与额外风险</w:t>
+              <w:t>零失败</w:t>
             </w:r>
           </w:p>
         </w:tc>
@@ -2030,7 +2030,7 @@
       <w:tr>
         <w:tc>
           <w:tcPr>
-            <w:tcW w:type="dxa" w:w="1296"/>
+            <w:tcW w:type="dxa" w:w="1584"/>
             <w:vAlign w:val="center"/>
             <w:tcBorders>
               <w:top w:val="single" w:sz="4" w:color="D9D9D9"/>
@@ -2055,13 +2055,13 @@
                 <w:b w:val="0"/>
                 <w:sz w:val="18"/>
               </w:rPr>
-              <w:t>57–75 秒</w:t>
+              <w:t>动作时序</w:t>
             </w:r>
           </w:p>
         </w:tc>
         <w:tc>
           <w:tcPr>
-            <w:tcW w:type="dxa" w:w="3672"/>
+            <w:tcW w:type="dxa" w:w="5184"/>
             <w:vAlign w:val="center"/>
             <w:tcBorders>
               <w:top w:val="single" w:sz="4" w:color="D9D9D9"/>
@@ -2086,13 +2086,13 @@
                 <w:b w:val="0"/>
                 <w:sz w:val="18"/>
               </w:rPr>
-              <w:t>物品整理与成长预览</w:t>
+              <w:t>有效帧、单次伤害、命中取消</w:t>
             </w:r>
           </w:p>
         </w:tc>
         <w:tc>
           <w:tcPr>
-            <w:tcW w:type="dxa" w:w="4061"/>
+            <w:tcW w:type="dxa" w:w="2261"/>
             <w:vAlign w:val="center"/>
             <w:tcBorders>
               <w:top w:val="single" w:sz="4" w:color="D9D9D9"/>
@@ -2117,7 +2117,7 @@
                 <w:b w:val="0"/>
                 <w:sz w:val="18"/>
               </w:rPr>
-              <w:t>成长循环与反馈</w:t>
+              <w:t>零失败</w:t>
             </w:r>
           </w:p>
         </w:tc>
@@ -2125,7 +2125,7 @@
       <w:tr>
         <w:tc>
           <w:tcPr>
-            <w:tcW w:type="dxa" w:w="1296"/>
+            <w:tcW w:type="dxa" w:w="1584"/>
             <w:vAlign w:val="center"/>
             <w:tcBorders>
               <w:top w:val="single" w:sz="4" w:color="D9D9D9"/>
@@ -2150,13 +2150,13 @@
                 <w:b w:val="0"/>
                 <w:sz w:val="18"/>
               </w:rPr>
-              <w:t>75–90 秒</w:t>
+              <w:t>攻击前移</w:t>
             </w:r>
           </w:p>
         </w:tc>
         <w:tc>
           <w:tcPr>
-            <w:tcW w:type="dxa" w:w="3672"/>
+            <w:tcW w:type="dxa" w:w="5184"/>
             <w:vAlign w:val="center"/>
             <w:tcBorders>
               <w:top w:val="single" w:sz="4" w:color="D9D9D9"/>
@@ -2181,13 +2181,13 @@
                 <w:b w:val="0"/>
                 <w:sz w:val="18"/>
               </w:rPr>
-              <w:t>验证摘要与港口</w:t>
+              <w:t>参数、方向锁定与碰撞调用的源码核对</w:t>
             </w:r>
           </w:p>
         </w:tc>
         <w:tc>
           <w:tcPr>
-            <w:tcW w:type="dxa" w:w="4061"/>
+            <w:tcW w:type="dxa" w:w="2261"/>
             <w:vAlign w:val="center"/>
             <w:tcBorders>
               <w:top w:val="single" w:sz="4" w:color="D9D9D9"/>
@@ -2212,7 +2212,7 @@
                 <w:b w:val="0"/>
                 <w:sz w:val="18"/>
               </w:rPr>
-              <w:t>工程证据与后续验收</w:t>
+              <w:t>专项距离未重跑</w:t>
             </w:r>
           </w:p>
         </w:tc>
@@ -2233,12 +2233,12 @@
     </w:p>
     <w:p>
       <w:r>
-        <w:t>当前为个人可玩原型。现成截图已整理；90 秒视频尚待按脚本录制。陌生玩家测试、20～30 分钟实际游玩节奏、实物手柄体验及正式发行构建尚未完成验收。</w:t>
+        <w:t>当前为个人可玩原型。已整理真实游戏截图；实机视频尚未录制。陌生玩家测试、20～30 分钟实际游玩节奏、实物手柄体验及正式发行构建尚未完成验收。</w:t>
       </w:r>
     </w:p>
     <w:p>
       <w:r>
-        <w:t>配套材料：STAR 简历与面试稿、90 秒实机演示脚本、原始截图及成果证据。截图来自历史实机捕获，未以 AI 生成宣传图替代游戏画面。</w:t>
+        <w:t>配套材料：项目展示、实机截图、成果证据与工程检查记录。截图来自历史实机捕获，未以 AI 生成宣传图替代游戏画面。</w:t>
       </w:r>
     </w:p>
     <w:sectPr>
